--- a/Oh My Git! - Owen Broome.docx
+++ b/Oh My Git! - Owen Broome.docx
@@ -8,7 +8,7 @@
       </w:pPr>
       <w:r>
         <w:drawing>
-          <wp:inline wp14:editId="46D12B73" wp14:anchorId="14C37052">
+          <wp:inline wp14:editId="3AE3BBB6" wp14:anchorId="14C37052">
             <wp:extent cx="5943600" cy="3714750"/>
             <wp:effectExtent l="0" t="0" r="0" b="0"/>
             <wp:docPr id="1875354684" name="drawing"/>
@@ -51,7 +51,7 @@
       </w:r>
       <w:r>
         <w:drawing>
-          <wp:inline wp14:editId="7C856F19" wp14:anchorId="1045A7B2">
+          <wp:inline wp14:editId="19F51BEA" wp14:anchorId="1045A7B2">
             <wp:extent cx="5943600" cy="3714750"/>
             <wp:effectExtent l="0" t="0" r="0" b="0"/>
             <wp:docPr id="1545569132" name="drawing"/>
@@ -94,7 +94,7 @@
       </w:r>
       <w:r>
         <w:drawing>
-          <wp:inline wp14:editId="61BFC2E9" wp14:anchorId="33642391">
+          <wp:inline wp14:editId="77D3CCD4" wp14:anchorId="33642391">
             <wp:extent cx="5943600" cy="3714750"/>
             <wp:effectExtent l="0" t="0" r="0" b="0"/>
             <wp:docPr id="288972071" name="drawing"/>
@@ -135,6 +135,49 @@
           </wp:inline>
         </w:drawing>
       </w:r>
+      <w:r>
+        <w:drawing>
+          <wp:inline wp14:editId="6B3B5F45" wp14:anchorId="5BEEA4D0">
+            <wp:extent cx="5943600" cy="3714750"/>
+            <wp:effectExtent l="0" t="0" r="0" b="0"/>
+            <wp:docPr id="1485771546" name="drawing"/>
+            <wp:cNvGraphicFramePr>
+              <a:graphicFrameLocks noChangeAspect="1"/>
+            </wp:cNvGraphicFramePr>
+            <a:graphic>
+              <a:graphicData xmlns:a="http://schemas.openxmlformats.org/drawingml/2006/main" uri="http://schemas.openxmlformats.org/drawingml/2006/picture">
+                <pic:pic xmlns:pic="http://schemas.openxmlformats.org/drawingml/2006/picture">
+                  <pic:nvPicPr>
+                    <pic:cNvPr id="1485771546" name="Picture 1485771546"/>
+                    <pic:cNvPicPr/>
+                  </pic:nvPicPr>
+                  <pic:blipFill>
+                    <a:blip xmlns:r="http://schemas.openxmlformats.org/officeDocument/2006/relationships" r:embed="rId928361395">
+                      <a:extLst>
+                        <a:ext uri="{28A0092B-C50C-407E-A947-70E740481C1C}">
+                          <a14:useLocalDpi xmlns:a14="http://schemas.microsoft.com/office/drawing/2010/main"/>
+                        </a:ext>
+                      </a:extLst>
+                    </a:blip>
+                    <a:stretch>
+                      <a:fillRect/>
+                    </a:stretch>
+                  </pic:blipFill>
+                  <pic:spPr>
+                    <a:xfrm>
+                      <a:off x="0" y="0"/>
+                      <a:ext cx="5943600" cy="3714750"/>
+                    </a:xfrm>
+                    <a:prstGeom prst="rect">
+                      <a:avLst/>
+                    </a:prstGeom>
+                  </pic:spPr>
+                </pic:pic>
+              </a:graphicData>
+            </a:graphic>
+          </wp:inline>
+        </w:drawing>
+      </w:r>
     </w:p>
     <w:p>
       <w:pPr>
@@ -146,7 +189,7 @@
       <w:pgMar w:top="1440" w:right="1440" w:bottom="1440" w:left="1440" w:header="720" w:footer="720" w:gutter="0"/>
       <w:cols w:space="720"/>
       <w:docGrid w:linePitch="360"/>
-      <w:headerReference w:type="default" r:id="R8b8e755b0a4b466f"/>
+      <w:headerReference w:type="default" r:id="R992aed5354f94681"/>
     </w:sectPr>
   </w:body>
 </w:document>
